--- a/timeseries/output/reports/Colombie_balance_sheet_cafe.docx
+++ b/timeseries/output/reports/Colombie_balance_sheet_cafe.docx
@@ -80,7 +80,7 @@
         <w:rPr>
           <w:sz w:val="20"/>
         </w:rPr>
-        <w:t>L'El Niño en cours (attendu jusqu'à mars 2027) pilote donc la campagne 2026/27.</w:t>
+        <w:t>L'El Niño en cours pilote donc la campagne 2026/27.</w:t>
       </w:r>
     </w:p>
     <w:p>

--- a/timeseries/output/reports/Colombie_balance_sheet_cafe.docx
+++ b/timeseries/output/reports/Colombie_balance_sheet_cafe.docx
@@ -58,7 +58,7 @@
         <w:rPr>
           <w:sz w:val="20"/>
         </w:rPr>
-        <w:t>Entre 2015/16 et 2025/26, la production est passée de 14 000 à 12 500 (-1.1 % par an) : surface bearing +0.0 % par an, rendement -1.1 % par an. Le rendement fait la croissance.</w:t>
+        <w:t>Entre 2010/11 et 2025/26, la production est passée de 8 525 à 12 500 (+2.6 % par an) : surface bearing +0.0 % par an, rendement +2.6 % par an. Le rendement fait la croissance.</w:t>
       </w:r>
     </w:p>
     <w:p>
@@ -1625,7 +1625,7 @@
           <w:i w:val="0"/>
           <w:sz w:val="20"/>
         </w:rPr>
-        <w:t>Décomposition de la croissance 2015/16 → 2025/26 : production -1.1 %/an = surface bearing +0.0 %/an + rendement -1.1 %/an (rendement implicite 21.9 → 19.5 sacs par ha bearing).</w:t>
+        <w:t>Décomposition de la croissance 2010/11 → 2025/26 : production +2.6 %/an = surface bearing +0.0 %/an + rendement +2.6 %/an (rendement implicite 13.3 → 19.5 sacs par ha bearing).</w:t>
       </w:r>
     </w:p>
     <w:p>
@@ -2305,7 +2305,7 @@
       <w:r>
         <w:drawing>
           <wp:inline xmlns:a="http://schemas.openxmlformats.org/drawingml/2006/main" xmlns:pic="http://schemas.openxmlformats.org/drawingml/2006/picture">
-            <wp:extent cx="5760000" cy="2346158"/>
+            <wp:extent cx="5760000" cy="2097915"/>
             <wp:docPr id="4" name="Picture 4"/>
             <wp:cNvGraphicFramePr>
               <a:graphicFrameLocks noChangeAspect="1"/>
@@ -2326,7 +2326,7 @@
                   <pic:spPr>
                     <a:xfrm>
                       <a:off x="0" y="0"/>
-                      <a:ext cx="5760000" cy="2346158"/>
+                      <a:ext cx="5760000" cy="2097915"/>
                     </a:xfrm>
                     <a:prstGeom prst="rect"/>
                   </pic:spPr>

--- a/timeseries/output/reports/Colombie_balance_sheet_cafe.docx
+++ b/timeseries/output/reports/Colombie_balance_sheet_cafe.docx
@@ -2305,7 +2305,7 @@
       <w:r>
         <w:drawing>
           <wp:inline xmlns:a="http://schemas.openxmlformats.org/drawingml/2006/main" xmlns:pic="http://schemas.openxmlformats.org/drawingml/2006/picture">
-            <wp:extent cx="5760000" cy="2097915"/>
+            <wp:extent cx="5760000" cy="1851540"/>
             <wp:docPr id="4" name="Picture 4"/>
             <wp:cNvGraphicFramePr>
               <a:graphicFrameLocks noChangeAspect="1"/>
@@ -2326,7 +2326,7 @@
                   <pic:spPr>
                     <a:xfrm>
                       <a:off x="0" y="0"/>
-                      <a:ext cx="5760000" cy="2097915"/>
+                      <a:ext cx="5760000" cy="1851540"/>
                     </a:xfrm>
                     <a:prstGeom prst="rect"/>
                   </pic:spPr>

--- a/timeseries/output/reports/Colombie_balance_sheet_cafe.docx
+++ b/timeseries/output/reports/Colombie_balance_sheet_cafe.docx
@@ -1728,7 +1728,7 @@
         </w:tc>
         <w:tc>
           <w:tcPr>
-            <w:tcW w:type="dxa" w:w="1814"/>
+            <w:tcW w:type="dxa" w:w="1928"/>
           </w:tcPr>
           <w:p>
             <w:r/>
@@ -1737,13 +1737,13 @@
                 <w:b/>
                 <w:sz w:val="16"/>
               </w:rPr>
-              <w:t>Phase ENSO (ONI)</w:t>
+              <w:t>Épisode ENSO pilote (ONI)</w:t>
             </w:r>
           </w:p>
         </w:tc>
         <w:tc>
           <w:tcPr>
-            <w:tcW w:type="dxa" w:w="4195"/>
+            <w:tcW w:type="dxa" w:w="4082"/>
           </w:tcPr>
           <w:p>
             <w:r/>
@@ -1802,7 +1802,7 @@
         </w:tc>
         <w:tc>
           <w:tcPr>
-            <w:tcW w:type="dxa" w:w="1814"/>
+            <w:tcW w:type="dxa" w:w="1928"/>
           </w:tcPr>
           <w:p>
             <w:r/>
@@ -1810,13 +1810,13 @@
               <w:rPr>
                 <w:sz w:val="16"/>
               </w:rPr>
-              <w:t>La Niña (-1.1)</w:t>
+              <w:t>La Niña 2011/12 (-1.1)</w:t>
             </w:r>
           </w:p>
         </w:tc>
         <w:tc>
           <w:tcPr>
-            <w:tcW w:type="dxa" w:w="4195"/>
+            <w:tcW w:type="dxa" w:w="4082"/>
           </w:tcPr>
           <w:p>
             <w:r/>
@@ -1874,7 +1874,7 @@
         </w:tc>
         <w:tc>
           <w:tcPr>
-            <w:tcW w:type="dxa" w:w="1814"/>
+            <w:tcW w:type="dxa" w:w="1928"/>
           </w:tcPr>
           <w:p>
             <w:r/>
@@ -1882,13 +1882,13 @@
               <w:rPr>
                 <w:sz w:val="16"/>
               </w:rPr>
-              <w:t>La Niña (-1.0)</w:t>
+              <w:t>La Niña 2022/23 (-1.0)</w:t>
             </w:r>
           </w:p>
         </w:tc>
         <w:tc>
           <w:tcPr>
-            <w:tcW w:type="dxa" w:w="4195"/>
+            <w:tcW w:type="dxa" w:w="4082"/>
           </w:tcPr>
           <w:p>
             <w:r/>
@@ -1946,7 +1946,7 @@
         </w:tc>
         <w:tc>
           <w:tcPr>
-            <w:tcW w:type="dxa" w:w="1814"/>
+            <w:tcW w:type="dxa" w:w="1928"/>
           </w:tcPr>
           <w:p>
             <w:r/>
@@ -1954,13 +1954,13 @@
               <w:rPr>
                 <w:sz w:val="16"/>
               </w:rPr>
-              <w:t>La Niña (-0.8)</w:t>
+              <w:t>La Niña 2008/09 (-0.8)</w:t>
             </w:r>
           </w:p>
         </w:tc>
         <w:tc>
           <w:tcPr>
-            <w:tcW w:type="dxa" w:w="4195"/>
+            <w:tcW w:type="dxa" w:w="4082"/>
           </w:tcPr>
           <w:p>
             <w:r/>
@@ -2018,7 +2018,7 @@
         </w:tc>
         <w:tc>
           <w:tcPr>
-            <w:tcW w:type="dxa" w:w="1814"/>
+            <w:tcW w:type="dxa" w:w="1928"/>
           </w:tcPr>
           <w:p>
             <w:r/>
@@ -2026,13 +2026,13 @@
               <w:rPr>
                 <w:sz w:val="16"/>
               </w:rPr>
-              <w:t>El Niño (+1.6)</w:t>
+              <w:t>El Niño 2009/10 (+1.6)</w:t>
             </w:r>
           </w:p>
         </w:tc>
         <w:tc>
           <w:tcPr>
-            <w:tcW w:type="dxa" w:w="4195"/>
+            <w:tcW w:type="dxa" w:w="4082"/>
           </w:tcPr>
           <w:p>
             <w:r/>
@@ -2090,7 +2090,7 @@
         </w:tc>
         <w:tc>
           <w:tcPr>
-            <w:tcW w:type="dxa" w:w="1814"/>
+            <w:tcW w:type="dxa" w:w="1928"/>
           </w:tcPr>
           <w:p>
             <w:r/>
@@ -2098,13 +2098,13 @@
               <w:rPr>
                 <w:sz w:val="16"/>
               </w:rPr>
-              <w:t>La Niña (-0.6)</w:t>
+              <w:t>La Niña 2024/25 (-0.6)</w:t>
             </w:r>
           </w:p>
         </w:tc>
         <w:tc>
           <w:tcPr>
-            <w:tcW w:type="dxa" w:w="4195"/>
+            <w:tcW w:type="dxa" w:w="4082"/>
           </w:tcPr>
           <w:p>
             <w:r/>
@@ -2161,7 +2161,7 @@
         </w:tc>
         <w:tc>
           <w:tcPr>
-            <w:tcW w:type="dxa" w:w="1814"/>
+            <w:tcW w:type="dxa" w:w="1928"/>
           </w:tcPr>
           <w:p>
             <w:r/>
@@ -2169,13 +2169,13 @@
               <w:rPr>
                 <w:sz w:val="16"/>
               </w:rPr>
-              <w:t>La Niña (-1.6)</w:t>
+              <w:t>La Niña 2007/08 (-1.6)</w:t>
             </w:r>
           </w:p>
         </w:tc>
         <w:tc>
           <w:tcPr>
-            <w:tcW w:type="dxa" w:w="4195"/>
+            <w:tcW w:type="dxa" w:w="4082"/>
           </w:tcPr>
           <w:p>
             <w:r/>
@@ -2232,7 +2232,7 @@
         </w:tc>
         <w:tc>
           <w:tcPr>
-            <w:tcW w:type="dxa" w:w="1814"/>
+            <w:tcW w:type="dxa" w:w="1928"/>
           </w:tcPr>
           <w:p>
             <w:r/>
@@ -2240,13 +2240,13 @@
               <w:rPr>
                 <w:sz w:val="16"/>
               </w:rPr>
-              <w:t>El Niño (+0.9)</w:t>
+              <w:t>El Niño 2006/07 (+0.9)</w:t>
             </w:r>
           </w:p>
         </w:tc>
         <w:tc>
           <w:tcPr>
-            <w:tcW w:type="dxa" w:w="4195"/>
+            <w:tcW w:type="dxa" w:w="4082"/>
           </w:tcPr>
           <w:p>
             <w:r/>

--- a/timeseries/output/reports/Colombie_balance_sheet_cafe.docx
+++ b/timeseries/output/reports/Colombie_balance_sheet_cafe.docx
@@ -2305,7 +2305,7 @@
       <w:r>
         <w:drawing>
           <wp:inline xmlns:a="http://schemas.openxmlformats.org/drawingml/2006/main" xmlns:pic="http://schemas.openxmlformats.org/drawingml/2006/picture">
-            <wp:extent cx="5760000" cy="1851540"/>
+            <wp:extent cx="5760000" cy="2193735"/>
             <wp:docPr id="4" name="Picture 4"/>
             <wp:cNvGraphicFramePr>
               <a:graphicFrameLocks noChangeAspect="1"/>
@@ -2326,7 +2326,7 @@
                   <pic:spPr>
                     <a:xfrm>
                       <a:off x="0" y="0"/>
-                      <a:ext cx="5760000" cy="1851540"/>
+                      <a:ext cx="5760000" cy="2193735"/>
                     </a:xfrm>
                     <a:prstGeom prst="rect"/>
                   </pic:spPr>

--- a/timeseries/output/reports/Colombie_balance_sheet_cafe.docx
+++ b/timeseries/output/reports/Colombie_balance_sheet_cafe.docx
@@ -18,7 +18,7 @@
           <w:color w:val="52514E"/>
           <w:sz w:val="18"/>
         </w:rPr>
-        <w:t>Au 16 septembre 2026. Source des chiffres : balance sheet (onglet Colombia), USDA. Classification ENSO : NOAA CPC episode list reproduced from memory (peak ONI approximate); drop the CPC table in data/oni.csv to replace it.</w:t>
+        <w:t>Au 16 septembre 2026. Source des chiffres : balance sheet (onglet Colombia), USDA. Classification ENSO : official ONI/RONI table /home/user/procafe/timeseries/data/oni.csv.</w:t>
       </w:r>
     </w:p>
     <w:p>

--- a/timeseries/output/reports/Colombie_balance_sheet_cafe.docx
+++ b/timeseries/output/reports/Colombie_balance_sheet_cafe.docx
@@ -69,7 +69,7 @@
         <w:rPr>
           <w:sz w:val="20"/>
         </w:rPr>
-        <w:t>El Niño : rendement en moyenne +1.8 % par rapport aux campagnes voisines sur 8 campagnes (25 % d'entre elles sous la moyenne) ; El Niño fort : +0.2 % (4 campagnes, 25 % sous la moyenne). La Niña : -1.4 % (13 campagnes).</w:t>
+        <w:t>El Niño : rendement en moyenne +1.8 % par rapport aux campagnes voisines sur 8 campagnes (25 % d'entre elles sous la moyenne) ; El Niño fort : +1.2 % (5 campagnes, 20 % sous la moyenne). La Niña : -0.9 % (14 campagnes).</w:t>
       </w:r>
     </w:p>
     <w:p>
@@ -1810,7 +1810,7 @@
               <w:rPr>
                 <w:sz w:val="16"/>
               </w:rPr>
-              <w:t>La Niña 2011/12 (-1.1)</w:t>
+              <w:t>La Niña 2011/12 (-1.0)</w:t>
             </w:r>
           </w:p>
         </w:tc>
@@ -1882,7 +1882,7 @@
               <w:rPr>
                 <w:sz w:val="16"/>
               </w:rPr>
-              <w:t>La Niña 2022/23 (-1.0)</w:t>
+              <w:t>La Niña 2022/23 (-1.1)</w:t>
             </w:r>
           </w:p>
         </w:tc>
@@ -1954,7 +1954,7 @@
               <w:rPr>
                 <w:sz w:val="16"/>
               </w:rPr>
-              <w:t>La Niña 2008/09 (-0.8)</w:t>
+              <w:t>La Niña 2008/09 (-1.0)</w:t>
             </w:r>
           </w:p>
         </w:tc>
@@ -2026,7 +2026,7 @@
               <w:rPr>
                 <w:sz w:val="16"/>
               </w:rPr>
-              <w:t>El Niño 2009/10 (+1.6)</w:t>
+              <w:t>El Niño 2009/10 (+1.5)</w:t>
             </w:r>
           </w:p>
         </w:tc>
@@ -2098,7 +2098,7 @@
               <w:rPr>
                 <w:sz w:val="16"/>
               </w:rPr>
-              <w:t>La Niña 2024/25 (-0.6)</w:t>
+              <w:t>La Niña 2024/25 (-1.1)</w:t>
             </w:r>
           </w:p>
         </w:tc>
@@ -2480,7 +2480,7 @@
               <w:rPr>
                 <w:sz w:val="15"/>
               </w:rPr>
-              <w:t>4</w:t>
+              <w:t>5</w:t>
             </w:r>
           </w:p>
         </w:tc>
@@ -2494,7 +2494,7 @@
               <w:rPr>
                 <w:sz w:val="15"/>
               </w:rPr>
-              <w:t>+0.2 %</w:t>
+              <w:t>+1.2 %</w:t>
             </w:r>
           </w:p>
         </w:tc>
@@ -2508,7 +2508,7 @@
               <w:rPr>
                 <w:sz w:val="15"/>
               </w:rPr>
-              <w:t>25 %</w:t>
+              <w:t>20 %</w:t>
             </w:r>
           </w:p>
         </w:tc>
@@ -2522,7 +2522,7 @@
               <w:rPr>
                 <w:sz w:val="15"/>
               </w:rPr>
-              <w:t>-0.1 %</w:t>
+              <w:t>+0.9 %</w:t>
             </w:r>
           </w:p>
         </w:tc>
@@ -2536,7 +2536,7 @@
               <w:rPr>
                 <w:sz w:val="15"/>
               </w:rPr>
-              <w:t>2002/03 2009/10 2015/16 2023/24</w:t>
+              <w:t>2002/03 2009/10 2014/15 2015/16 2023/24</w:t>
             </w:r>
           </w:p>
         </w:tc>
@@ -2652,7 +2652,7 @@
               <w:rPr>
                 <w:sz w:val="15"/>
               </w:rPr>
-              <w:t>5</w:t>
+              <w:t>4</w:t>
             </w:r>
           </w:p>
         </w:tc>
@@ -2666,7 +2666,7 @@
               <w:rPr>
                 <w:sz w:val="15"/>
               </w:rPr>
-              <w:t>+1.1 %</w:t>
+              <w:t>+0.1 %</w:t>
             </w:r>
           </w:p>
         </w:tc>
@@ -2680,7 +2680,7 @@
               <w:rPr>
                 <w:sz w:val="15"/>
               </w:rPr>
-              <w:t>40 %</w:t>
+              <w:t>50 %</w:t>
             </w:r>
           </w:p>
         </w:tc>
@@ -2694,7 +2694,7 @@
               <w:rPr>
                 <w:sz w:val="15"/>
               </w:rPr>
-              <w:t>+1.4 %</w:t>
+              <w:t>+0.1 %</w:t>
             </w:r>
           </w:p>
         </w:tc>
@@ -2708,7 +2708,7 @@
               <w:rPr>
                 <w:sz w:val="15"/>
               </w:rPr>
-              <w:t>2001/02 2003/04 2012/13 2013/14 2019/20</w:t>
+              <w:t>2001/02 2003/04 2012/13 2013/14</w:t>
             </w:r>
           </w:p>
         </w:tc>
@@ -2738,7 +2738,7 @@
               <w:rPr>
                 <w:sz w:val="15"/>
               </w:rPr>
-              <w:t>13</w:t>
+              <w:t>14</w:t>
             </w:r>
           </w:p>
         </w:tc>
@@ -2752,7 +2752,7 @@
               <w:rPr>
                 <w:sz w:val="15"/>
               </w:rPr>
-              <w:t>-1.4 %</w:t>
+              <w:t>-0.9 %</w:t>
             </w:r>
           </w:p>
         </w:tc>
@@ -2766,7 +2766,7 @@
               <w:rPr>
                 <w:sz w:val="15"/>
               </w:rPr>
-              <w:t>62 %</w:t>
+              <w:t>57 %</w:t>
             </w:r>
           </w:p>
         </w:tc>
@@ -2780,7 +2780,7 @@
               <w:rPr>
                 <w:sz w:val="15"/>
               </w:rPr>
-              <w:t>-1.3 %</w:t>
+              <w:t>-0.8 %</w:t>
             </w:r>
           </w:p>
         </w:tc>
@@ -2794,7 +2794,7 @@
               <w:rPr>
                 <w:sz w:val="15"/>
               </w:rPr>
-              <w:t>1999/00 2000/01 2005/06 2007/08 2008/09 2010/11 2011/12 2016/17 2017/18 2020/21 2021/22 2022/23 2024/25</w:t>
+              <w:t>1999/00 2000/01 2005/06 2007/08 2008/09 2010/11 2011/12 2016/17 2017/18 2019/20 2020/21 2021/22 2022/23 2024/25</w:t>
             </w:r>
           </w:p>
         </w:tc>
@@ -2824,7 +2824,7 @@
               <w:rPr>
                 <w:sz w:val="15"/>
               </w:rPr>
-              <w:t>8</w:t>
+              <w:t>11</w:t>
             </w:r>
           </w:p>
         </w:tc>
@@ -2838,7 +2838,7 @@
               <w:rPr>
                 <w:sz w:val="15"/>
               </w:rPr>
-              <w:t>-3.8 %</w:t>
+              <w:t>-1.5 %</w:t>
             </w:r>
           </w:p>
         </w:tc>
@@ -2852,7 +2852,7 @@
               <w:rPr>
                 <w:sz w:val="15"/>
               </w:rPr>
-              <w:t>75 %</w:t>
+              <w:t>64 %</w:t>
             </w:r>
           </w:p>
         </w:tc>
@@ -2866,7 +2866,7 @@
               <w:rPr>
                 <w:sz w:val="15"/>
               </w:rPr>
-              <w:t>-3.6 %</w:t>
+              <w:t>-1.4 %</w:t>
             </w:r>
           </w:p>
         </w:tc>
@@ -2880,7 +2880,7 @@
               <w:rPr>
                 <w:sz w:val="15"/>
               </w:rPr>
-              <w:t>1999/00 2007/08 2010/11 2011/12 2017/18 2020/21 2021/22 2022/23</w:t>
+              <w:t>1999/00 2007/08 2008/09 2010/11 2011/12 2016/17 2017/18 2020/21 2021/22 2022/23 2024/25</w:t>
             </w:r>
           </w:p>
         </w:tc>
@@ -2894,7 +2894,7 @@
           <w:i w:val="0"/>
           <w:sz w:val="20"/>
         </w:rPr>
-        <w:t>Lecture : pour Colombie, El Niño est historiquement positif pour le rendement (+1.8 %) et La Niña négatif (-1.4 %). Avec 8 à 15 campagnes par phase, ce sont des tendances centrales, pas des lois : l'intensité de l'épisode, son calage sur la floraison et l'état du verger font l'écart.</w:t>
+        <w:t>Lecture : pour Colombie, El Niño est historiquement positif pour le rendement (+1.8 %) et La Niña neutre (-0.9 %). Avec 8 à 15 campagnes par phase, ce sont des tendances centrales, pas des lois : l'intensité de l'épisode, son calage sur la floraison et l'état du verger font l'écart.</w:t>
       </w:r>
     </w:p>
     <w:p>
@@ -2914,7 +2914,7 @@
           <w:i w:val="0"/>
           <w:sz w:val="20"/>
         </w:rPr>
-        <w:t>Campagne pilotée : 2026/27. Point de départ (modèle, ON/OFF connu pour le Brésil) : 13 400 ; avec l'effet El Niño moyen (+1.4 %) : 13 588 ; avec l'effet des El Niño forts (-0.1 %) : 13 384 (milliers de sacs).</w:t>
+        <w:t>Campagne pilotée : 2026/27. Point de départ (modèle, ON/OFF connu pour le Brésil) : 13 400 ; avec l'effet El Niño moyen (+1.4 %) : 13 588 ; avec l'effet des El Niño forts (+0.9 %) : 13 525 (milliers de sacs).</w:t>
       </w:r>
     </w:p>
     <w:p>

--- a/timeseries/output/reports/Colombie_balance_sheet_cafe.docx
+++ b/timeseries/output/reports/Colombie_balance_sheet_cafe.docx
@@ -2466,7 +2466,7 @@
               <w:rPr>
                 <w:sz w:val="15"/>
               </w:rPr>
-              <w:t>El Niño fort (|ONI| ≥ 1)</w:t>
+              <w:t>El Niño fort (≥ 1,6)</w:t>
             </w:r>
           </w:p>
         </w:tc>
@@ -2480,7 +2480,7 @@
               <w:rPr>
                 <w:sz w:val="15"/>
               </w:rPr>
-              <w:t>5</w:t>
+              <w:t>1</w:t>
             </w:r>
           </w:p>
         </w:tc>
@@ -2494,7 +2494,7 @@
               <w:rPr>
                 <w:sz w:val="15"/>
               </w:rPr>
-              <w:t>+1.2 %</w:t>
+              <w:t>+4.1 %</w:t>
             </w:r>
           </w:p>
         </w:tc>
@@ -2508,7 +2508,7 @@
               <w:rPr>
                 <w:sz w:val="15"/>
               </w:rPr>
-              <w:t>20 %</w:t>
+              <w:t>0 %</w:t>
             </w:r>
           </w:p>
         </w:tc>
@@ -2522,7 +2522,7 @@
               <w:rPr>
                 <w:sz w:val="15"/>
               </w:rPr>
-              <w:t>+0.9 %</w:t>
+              <w:t>+4.1 %</w:t>
             </w:r>
           </w:p>
         </w:tc>
@@ -2536,7 +2536,7 @@
               <w:rPr>
                 <w:sz w:val="15"/>
               </w:rPr>
-              <w:t>2002/03 2009/10 2014/15 2015/16 2023/24</w:t>
+              <w:t>2015/16</w:t>
             </w:r>
           </w:p>
         </w:tc>
@@ -2552,7 +2552,7 @@
               <w:rPr>
                 <w:sz w:val="15"/>
               </w:rPr>
-              <w:t>El Niño</w:t>
+              <w:t>El Niño (0,5 à 1,5)</w:t>
             </w:r>
           </w:p>
         </w:tc>
@@ -2566,7 +2566,7 @@
               <w:rPr>
                 <w:sz w:val="15"/>
               </w:rPr>
-              <w:t>8</w:t>
+              <w:t>7</w:t>
             </w:r>
           </w:p>
         </w:tc>
@@ -2580,7 +2580,7 @@
               <w:rPr>
                 <w:sz w:val="15"/>
               </w:rPr>
-              <w:t>+1.8 %</w:t>
+              <w:t>+1.5 %</w:t>
             </w:r>
           </w:p>
         </w:tc>
@@ -2594,7 +2594,7 @@
               <w:rPr>
                 <w:sz w:val="15"/>
               </w:rPr>
-              <w:t>25 %</w:t>
+              <w:t>29 %</w:t>
             </w:r>
           </w:p>
         </w:tc>
@@ -2608,7 +2608,7 @@
               <w:rPr>
                 <w:sz w:val="15"/>
               </w:rPr>
-              <w:t>+1.4 %</w:t>
+              <w:t>+1.0 %</w:t>
             </w:r>
           </w:p>
         </w:tc>
@@ -2622,7 +2622,7 @@
               <w:rPr>
                 <w:sz w:val="15"/>
               </w:rPr>
-              <w:t>2002/03 2004/05 2006/07 2009/10 2014/15 2015/16 2018/19 2023/24</w:t>
+              <w:t>2002/03 2004/05 2006/07 2009/10 2014/15 2018/19 2023/24</w:t>
             </w:r>
           </w:p>
         </w:tc>
@@ -2738,7 +2738,7 @@
               <w:rPr>
                 <w:sz w:val="15"/>
               </w:rPr>
-              <w:t>14</w:t>
+              <w:t>11</w:t>
             </w:r>
           </w:p>
         </w:tc>
@@ -2752,7 +2752,7 @@
               <w:rPr>
                 <w:sz w:val="15"/>
               </w:rPr>
-              <w:t>-0.9 %</w:t>
+              <w:t>-2.4 %</w:t>
             </w:r>
           </w:p>
         </w:tc>
@@ -2766,7 +2766,7 @@
               <w:rPr>
                 <w:sz w:val="15"/>
               </w:rPr>
-              <w:t>57 %</w:t>
+              <w:t>55 %</w:t>
             </w:r>
           </w:p>
         </w:tc>
@@ -2780,7 +2780,7 @@
               <w:rPr>
                 <w:sz w:val="15"/>
               </w:rPr>
-              <w:t>-0.8 %</w:t>
+              <w:t>-2.3 %</w:t>
             </w:r>
           </w:p>
         </w:tc>
@@ -2794,7 +2794,7 @@
               <w:rPr>
                 <w:sz w:val="15"/>
               </w:rPr>
-              <w:t>1999/00 2000/01 2005/06 2007/08 2008/09 2010/11 2011/12 2016/17 2017/18 2019/20 2020/21 2021/22 2022/23 2024/25</w:t>
+              <w:t>2000/01 2005/06 2008/09 2011/12 2016/17 2017/18 2019/20 2020/21 2021/22 2022/23 2024/25</w:t>
             </w:r>
           </w:p>
         </w:tc>
@@ -2810,7 +2810,7 @@
               <w:rPr>
                 <w:sz w:val="15"/>
               </w:rPr>
-              <w:t>La Niña forte (|ONI| ≥ 1)</w:t>
+              <w:t>La Niña forte (≤ −1,6)</w:t>
             </w:r>
           </w:p>
         </w:tc>
@@ -2824,7 +2824,7 @@
               <w:rPr>
                 <w:sz w:val="15"/>
               </w:rPr>
-              <w:t>11</w:t>
+              <w:t>3</w:t>
             </w:r>
           </w:p>
         </w:tc>
@@ -2838,7 +2838,7 @@
               <w:rPr>
                 <w:sz w:val="15"/>
               </w:rPr>
-              <w:t>-1.5 %</w:t>
+              <w:t>+4.4 %</w:t>
             </w:r>
           </w:p>
         </w:tc>
@@ -2852,7 +2852,7 @@
               <w:rPr>
                 <w:sz w:val="15"/>
               </w:rPr>
-              <w:t>64 %</w:t>
+              <w:t>67 %</w:t>
             </w:r>
           </w:p>
         </w:tc>
@@ -2866,7 +2866,7 @@
               <w:rPr>
                 <w:sz w:val="15"/>
               </w:rPr>
-              <w:t>-1.4 %</w:t>
+              <w:t>+4.8 %</w:t>
             </w:r>
           </w:p>
         </w:tc>
@@ -2880,7 +2880,7 @@
               <w:rPr>
                 <w:sz w:val="15"/>
               </w:rPr>
-              <w:t>1999/00 2007/08 2008/09 2010/11 2011/12 2016/17 2017/18 2020/21 2021/22 2022/23 2024/25</w:t>
+              <w:t>1999/00 2007/08 2010/11</w:t>
             </w:r>
           </w:p>
         </w:tc>

--- a/timeseries/output/reports/Colombie_balance_sheet_cafe.docx
+++ b/timeseries/output/reports/Colombie_balance_sheet_cafe.docx
@@ -2552,7 +2552,7 @@
               <w:rPr>
                 <w:sz w:val="15"/>
               </w:rPr>
-              <w:t>El Niño (0,5 à 1,5)</w:t>
+              <w:t>El Niño (0,5 à 1,6)</w:t>
             </w:r>
           </w:p>
         </w:tc>

--- a/timeseries/output/reports/Colombie_balance_sheet_cafe.docx
+++ b/timeseries/output/reports/Colombie_balance_sheet_cafe.docx
@@ -2345,7 +2345,7 @@
           <w:color w:val="52514E"/>
           <w:sz w:val="16"/>
         </w:rPr>
-        <w:t>Figure 5. Écart moyen du rendement et de la production par phase ENSO.</w:t>
+        <w:t>Figure 5. Variation annuelle moyenne du rendement et de la production par phase ENSO.</w:t>
       </w:r>
     </w:p>
     <w:tbl>
@@ -2396,7 +2396,7 @@
         </w:tc>
         <w:tc>
           <w:tcPr>
-            <w:tcW w:type="dxa" w:w="1361"/>
+            <w:tcW w:type="dxa" w:w="1474"/>
           </w:tcPr>
           <w:p>
             <w:r/>
@@ -2405,22 +2405,7 @@
                 <w:b/>
                 <w:sz w:val="15"/>
               </w:rPr>
-              <w:t>Rendement : écart moyen</w:t>
-            </w:r>
-          </w:p>
-        </w:tc>
-        <w:tc>
-          <w:tcPr>
-            <w:tcW w:type="dxa" w:w="1134"/>
-          </w:tcPr>
-          <w:p>
-            <w:r/>
-            <w:r>
-              <w:rPr>
-                <w:b/>
-                <w:sz w:val="15"/>
-              </w:rPr>
-              <w:t>% sous la moyenne</w:t>
+              <w:t>Rendement : variation annuelle moyenne</w:t>
             </w:r>
           </w:p>
         </w:tc>
@@ -2435,13 +2420,28 @@
                 <w:b/>
                 <w:sz w:val="15"/>
               </w:rPr>
-              <w:t>Production : écart moyen</w:t>
+              <w:t>Rendement : écart aux voisines</w:t>
             </w:r>
           </w:p>
         </w:tc>
         <w:tc>
           <w:tcPr>
-            <w:tcW w:type="dxa" w:w="3402"/>
+            <w:tcW w:type="dxa" w:w="1474"/>
+          </w:tcPr>
+          <w:p>
+            <w:r/>
+            <w:r>
+              <w:rPr>
+                <w:b/>
+                <w:sz w:val="15"/>
+              </w:rPr>
+              <w:t>Production : variation annuelle moyenne</w:t>
+            </w:r>
+          </w:p>
+        </w:tc>
+        <w:tc>
+          <w:tcPr>
+            <w:tcW w:type="dxa" w:w="2948"/>
           </w:tcPr>
           <w:p>
             <w:r/>
@@ -2486,7 +2486,7 @@
         </w:tc>
         <w:tc>
           <w:tcPr>
-            <w:tcW w:type="dxa" w:w="1361"/>
+            <w:tcW w:type="dxa" w:w="1474"/>
           </w:tcPr>
           <w:p>
             <w:r/>
@@ -2494,21 +2494,7 @@
               <w:rPr>
                 <w:sz w:val="15"/>
               </w:rPr>
-              <w:t>+4.1 %</w:t>
-            </w:r>
-          </w:p>
-        </w:tc>
-        <w:tc>
-          <w:tcPr>
-            <w:tcW w:type="dxa" w:w="1134"/>
-          </w:tcPr>
-          <w:p>
-            <w:r/>
-            <w:r>
-              <w:rPr>
-                <w:sz w:val="15"/>
-              </w:rPr>
-              <w:t>0 %</w:t>
+              <w:t>+5.3 %</w:t>
             </w:r>
           </w:p>
         </w:tc>
@@ -2528,7 +2514,21 @@
         </w:tc>
         <w:tc>
           <w:tcPr>
-            <w:tcW w:type="dxa" w:w="3402"/>
+            <w:tcW w:type="dxa" w:w="1474"/>
+          </w:tcPr>
+          <w:p>
+            <w:r/>
+            <w:r>
+              <w:rPr>
+                <w:sz w:val="15"/>
+              </w:rPr>
+              <w:t>+5.3 %</w:t>
+            </w:r>
+          </w:p>
+        </w:tc>
+        <w:tc>
+          <w:tcPr>
+            <w:tcW w:type="dxa" w:w="2948"/>
           </w:tcPr>
           <w:p>
             <w:r/>
@@ -2572,6 +2572,20 @@
         </w:tc>
         <w:tc>
           <w:tcPr>
+            <w:tcW w:type="dxa" w:w="1474"/>
+          </w:tcPr>
+          <w:p>
+            <w:r/>
+            <w:r>
+              <w:rPr>
+                <w:sz w:val="15"/>
+              </w:rPr>
+              <w:t>+5.8 %</w:t>
+            </w:r>
+          </w:p>
+        </w:tc>
+        <w:tc>
+          <w:tcPr>
             <w:tcW w:type="dxa" w:w="1361"/>
           </w:tcPr>
           <w:p>
@@ -2586,7 +2600,7 @@
         </w:tc>
         <w:tc>
           <w:tcPr>
-            <w:tcW w:type="dxa" w:w="1134"/>
+            <w:tcW w:type="dxa" w:w="1474"/>
           </w:tcPr>
           <w:p>
             <w:r/>
@@ -2594,27 +2608,13 @@
               <w:rPr>
                 <w:sz w:val="15"/>
               </w:rPr>
-              <w:t>29 %</w:t>
+              <w:t>+5.1 %</w:t>
             </w:r>
           </w:p>
         </w:tc>
         <w:tc>
           <w:tcPr>
-            <w:tcW w:type="dxa" w:w="1361"/>
-          </w:tcPr>
-          <w:p>
-            <w:r/>
-            <w:r>
-              <w:rPr>
-                <w:sz w:val="15"/>
-              </w:rPr>
-              <w:t>+1.0 %</w:t>
-            </w:r>
-          </w:p>
-        </w:tc>
-        <w:tc>
-          <w:tcPr>
-            <w:tcW w:type="dxa" w:w="3402"/>
+            <w:tcW w:type="dxa" w:w="2948"/>
           </w:tcPr>
           <w:p>
             <w:r/>
@@ -2658,7 +2658,7 @@
         </w:tc>
         <w:tc>
           <w:tcPr>
-            <w:tcW w:type="dxa" w:w="1361"/>
+            <w:tcW w:type="dxa" w:w="1474"/>
           </w:tcPr>
           <w:p>
             <w:r/>
@@ -2666,21 +2666,7 @@
               <w:rPr>
                 <w:sz w:val="15"/>
               </w:rPr>
-              <w:t>+0.1 %</w:t>
-            </w:r>
-          </w:p>
-        </w:tc>
-        <w:tc>
-          <w:tcPr>
-            <w:tcW w:type="dxa" w:w="1134"/>
-          </w:tcPr>
-          <w:p>
-            <w:r/>
-            <w:r>
-              <w:rPr>
-                <w:sz w:val="15"/>
-              </w:rPr>
-              <w:t>50 %</w:t>
+              <w:t>+12.7 %</w:t>
             </w:r>
           </w:p>
         </w:tc>
@@ -2700,7 +2686,21 @@
         </w:tc>
         <w:tc>
           <w:tcPr>
-            <w:tcW w:type="dxa" w:w="3402"/>
+            <w:tcW w:type="dxa" w:w="1474"/>
+          </w:tcPr>
+          <w:p>
+            <w:r/>
+            <w:r>
+              <w:rPr>
+                <w:sz w:val="15"/>
+              </w:rPr>
+              <w:t>+12.6 %</w:t>
+            </w:r>
+          </w:p>
+        </w:tc>
+        <w:tc>
+          <w:tcPr>
+            <w:tcW w:type="dxa" w:w="2948"/>
           </w:tcPr>
           <w:p>
             <w:r/>
@@ -2744,6 +2744,20 @@
         </w:tc>
         <w:tc>
           <w:tcPr>
+            <w:tcW w:type="dxa" w:w="1474"/>
+          </w:tcPr>
+          <w:p>
+            <w:r/>
+            <w:r>
+              <w:rPr>
+                <w:sz w:val="15"/>
+              </w:rPr>
+              <w:t>-3.8 %</w:t>
+            </w:r>
+          </w:p>
+        </w:tc>
+        <w:tc>
+          <w:tcPr>
             <w:tcW w:type="dxa" w:w="1361"/>
           </w:tcPr>
           <w:p>
@@ -2758,7 +2772,7 @@
         </w:tc>
         <w:tc>
           <w:tcPr>
-            <w:tcW w:type="dxa" w:w="1134"/>
+            <w:tcW w:type="dxa" w:w="1474"/>
           </w:tcPr>
           <w:p>
             <w:r/>
@@ -2766,27 +2780,13 @@
               <w:rPr>
                 <w:sz w:val="15"/>
               </w:rPr>
-              <w:t>55 %</w:t>
+              <w:t>-3.8 %</w:t>
             </w:r>
           </w:p>
         </w:tc>
         <w:tc>
           <w:tcPr>
-            <w:tcW w:type="dxa" w:w="1361"/>
-          </w:tcPr>
-          <w:p>
-            <w:r/>
-            <w:r>
-              <w:rPr>
-                <w:sz w:val="15"/>
-              </w:rPr>
-              <w:t>-2.3 %</w:t>
-            </w:r>
-          </w:p>
-        </w:tc>
-        <w:tc>
-          <w:tcPr>
-            <w:tcW w:type="dxa" w:w="3402"/>
+            <w:tcW w:type="dxa" w:w="2948"/>
           </w:tcPr>
           <w:p>
             <w:r/>
@@ -2830,6 +2830,20 @@
         </w:tc>
         <w:tc>
           <w:tcPr>
+            <w:tcW w:type="dxa" w:w="1474"/>
+          </w:tcPr>
+          <w:p>
+            <w:r/>
+            <w:r>
+              <w:rPr>
+                <w:sz w:val="15"/>
+              </w:rPr>
+              <w:t>+1.3 %</w:t>
+            </w:r>
+          </w:p>
+        </w:tc>
+        <w:tc>
+          <w:tcPr>
             <w:tcW w:type="dxa" w:w="1361"/>
           </w:tcPr>
           <w:p>
@@ -2844,7 +2858,7 @@
         </w:tc>
         <w:tc>
           <w:tcPr>
-            <w:tcW w:type="dxa" w:w="1134"/>
+            <w:tcW w:type="dxa" w:w="1474"/>
           </w:tcPr>
           <w:p>
             <w:r/>
@@ -2852,27 +2866,13 @@
               <w:rPr>
                 <w:sz w:val="15"/>
               </w:rPr>
-              <w:t>67 %</w:t>
+              <w:t>+0.1 %</w:t>
             </w:r>
           </w:p>
         </w:tc>
         <w:tc>
           <w:tcPr>
-            <w:tcW w:type="dxa" w:w="1361"/>
-          </w:tcPr>
-          <w:p>
-            <w:r/>
-            <w:r>
-              <w:rPr>
-                <w:sz w:val="15"/>
-              </w:rPr>
-              <w:t>+4.8 %</w:t>
-            </w:r>
-          </w:p>
-        </w:tc>
-        <w:tc>
-          <w:tcPr>
-            <w:tcW w:type="dxa" w:w="3402"/>
+            <w:tcW w:type="dxa" w:w="2948"/>
           </w:tcPr>
           <w:p>
             <w:r/>
@@ -2891,10 +2891,21 @@
       <w:r>
         <w:rPr>
           <w:b w:val="0"/>
+          <w:i/>
+          <w:color w:val="52514E"/>
+          <w:sz w:val="16"/>
+        </w:rPr>
+        <w:t>Variation annuelle = campagne N contre N−1 ; écart aux voisines = campagne N contre la moyenne des deux campagnes d'avant et des deux d'après (cycle ON/OFF retiré au Brésil). Au Brésil la variation annuelle porte le cycle : une classe composée surtout d'années ON affiche une hausse mécanique, et inversement.</w:t>
+      </w:r>
+    </w:p>
+    <w:p>
+      <w:r>
+        <w:rPr>
+          <w:b w:val="0"/>
           <w:i w:val="0"/>
           <w:sz w:val="20"/>
         </w:rPr>
-        <w:t>Lecture : pour Colombie, El Niño est historiquement positif pour le rendement (+1.8 %) et La Niña neutre (-0.9 %). Avec 8 à 15 campagnes par phase, ce sont des tendances centrales, pas des lois : l'intensité de l'épisode, son calage sur la floraison et l'état du verger font l'écart.</w:t>
+        <w:t>Lecture : pour Colombie, El Niño est historiquement positif pour le rendement (variation annuelle moyenne +5.7 %, écart aux voisines +1.8 %) et La Niña négatif (-2.8 %, écart -0.9 %). Avec 8 à 15 campagnes par phase, ce sont des tendances centrales, pas des lois : l'intensité de l'épisode, son calage sur la floraison et l'état du verger font l'écart.</w:t>
       </w:r>
     </w:p>
     <w:p>

--- a/timeseries/output/reports/Colombie_balance_sheet_cafe.docx
+++ b/timeseries/output/reports/Colombie_balance_sheet_cafe.docx
@@ -2738,7 +2738,7 @@
               <w:rPr>
                 <w:sz w:val="15"/>
               </w:rPr>
-              <w:t>11</w:t>
+              <w:t>14</w:t>
             </w:r>
           </w:p>
         </w:tc>
@@ -2752,7 +2752,7 @@
               <w:rPr>
                 <w:sz w:val="15"/>
               </w:rPr>
-              <w:t>-3.8 %</w:t>
+              <w:t>-2.8 %</w:t>
             </w:r>
           </w:p>
         </w:tc>
@@ -2766,7 +2766,7 @@
               <w:rPr>
                 <w:sz w:val="15"/>
               </w:rPr>
-              <w:t>-2.4 %</w:t>
+              <w:t>-0.9 %</w:t>
             </w:r>
           </w:p>
         </w:tc>
@@ -2780,7 +2780,7 @@
               <w:rPr>
                 <w:sz w:val="15"/>
               </w:rPr>
-              <w:t>-3.8 %</w:t>
+              <w:t>-3.0 %</w:t>
             </w:r>
           </w:p>
         </w:tc>
@@ -2794,93 +2794,7 @@
               <w:rPr>
                 <w:sz w:val="15"/>
               </w:rPr>
-              <w:t>2000/01 2005/06 2008/09 2011/12 2016/17 2017/18 2019/20 2020/21 2021/22 2022/23 2024/25</w:t>
-            </w:r>
-          </w:p>
-        </w:tc>
-      </w:tr>
-      <w:tr>
-        <w:tc>
-          <w:tcPr>
-            <w:tcW w:type="dxa" w:w="1814"/>
-          </w:tcPr>
-          <w:p>
-            <w:r/>
-            <w:r>
-              <w:rPr>
-                <w:sz w:val="15"/>
-              </w:rPr>
-              <w:t>La Niña forte (≤ −1,6)</w:t>
-            </w:r>
-          </w:p>
-        </w:tc>
-        <w:tc>
-          <w:tcPr>
-            <w:tcW w:type="dxa" w:w="567"/>
-          </w:tcPr>
-          <w:p>
-            <w:r/>
-            <w:r>
-              <w:rPr>
-                <w:sz w:val="15"/>
-              </w:rPr>
-              <w:t>3</w:t>
-            </w:r>
-          </w:p>
-        </w:tc>
-        <w:tc>
-          <w:tcPr>
-            <w:tcW w:type="dxa" w:w="1474"/>
-          </w:tcPr>
-          <w:p>
-            <w:r/>
-            <w:r>
-              <w:rPr>
-                <w:sz w:val="15"/>
-              </w:rPr>
-              <w:t>+1.3 %</w:t>
-            </w:r>
-          </w:p>
-        </w:tc>
-        <w:tc>
-          <w:tcPr>
-            <w:tcW w:type="dxa" w:w="1361"/>
-          </w:tcPr>
-          <w:p>
-            <w:r/>
-            <w:r>
-              <w:rPr>
-                <w:sz w:val="15"/>
-              </w:rPr>
-              <w:t>+4.4 %</w:t>
-            </w:r>
-          </w:p>
-        </w:tc>
-        <w:tc>
-          <w:tcPr>
-            <w:tcW w:type="dxa" w:w="1474"/>
-          </w:tcPr>
-          <w:p>
-            <w:r/>
-            <w:r>
-              <w:rPr>
-                <w:sz w:val="15"/>
-              </w:rPr>
-              <w:t>+0.1 %</w:t>
-            </w:r>
-          </w:p>
-        </w:tc>
-        <w:tc>
-          <w:tcPr>
-            <w:tcW w:type="dxa" w:w="2948"/>
-          </w:tcPr>
-          <w:p>
-            <w:r/>
-            <w:r>
-              <w:rPr>
-                <w:sz w:val="15"/>
-              </w:rPr>
-              <w:t>1999/00 2007/08 2010/11</w:t>
+              <w:t>1999/00 2000/01 2005/06 2007/08 2008/09 2010/11 2011/12 2016/17 2017/18 2019/20 2020/21 2021/22 2022/23 2024/25</w:t>
             </w:r>
           </w:p>
         </w:tc>
